--- a/docs/仕様書_v2.4.docx
+++ b/docs/仕様書_v2.4.docx
@@ -647,7 +647,7 @@
         <w:spacing w:after="60"/>
       </w:pPr>
       <w:r>
-        <w:t xml:space="preserve">総務部門へのHTML形式メール通知および一般社員へのChatwork通知</w:t>
+        <w:t xml:space="preserve">社員ごとに選べるメール通知（HTML形式）・Chatwork通知</w:t>
       </w:r>
     </w:p>
     <w:p>
@@ -778,6 +778,19 @@
       </w:pPr>
       <w:r>
         <w:t xml:space="preserve">未承認案件レポート・請求漏れリマインド・放置書類アラートの定期送信</w:t>
+      </w:r>
+    </w:p>
+    <w:p>
+      <w:pPr>
+        <w:pStyle w:val="ListParagraph"/>
+        <w:numPr>
+          <w:ilvl w:val="0"/>
+          <w:numId w:val="2"/>
+        </w:numPr>
+        <w:spacing w:after="60"/>
+      </w:pPr>
+      <w:r>
+        <w:t xml:space="preserve">旧「案件番号一覧」からの案件の移行（案件番号を引き継ぐ）</w:t>
       </w:r>
     </w:p>
     <w:p>
@@ -5693,7 +5706,7 @@
                 <w:sz w:val="19"/>
                 <w:szCs w:val="19"/>
               </w:rPr>
-              <w:t xml:space="preserve">総務ロール以外への通知先</w:t>
+              <w:t xml:space="preserve">Chatworkで通知するときの送り先</w:t>
             </w:r>
           </w:p>
         </w:tc>
@@ -5851,6 +5864,163 @@
                 <w:szCs w:val="19"/>
               </w:rPr>
               <w:t xml:space="preserve">第9章のロールをいずれか複数設定できる</w:t>
+            </w:r>
+          </w:p>
+        </w:tc>
+      </w:tr>
+      <w:tr>
+        <w:tc>
+          <w:tcPr>
+            <w:tcW w:type="dxa" w:w="900"/>
+            <w:tcMar>
+              <w:top w:type="dxa" w:w="80"/>
+              <w:left w:type="dxa" w:w="110"/>
+              <w:bottom w:type="dxa" w:w="80"/>
+              <w:right w:type="dxa" w:w="110"/>
+            </w:tcMar>
+          </w:tcPr>
+          <w:p>
+            <w:pPr>
+              <w:spacing w:after="0"/>
+            </w:pPr>
+            <w:r>
+              <w:rPr>
+                <w:b w:val="false"/>
+                <w:bCs w:val="false"/>
+                <w:sz w:val="19"/>
+                <w:szCs w:val="19"/>
+              </w:rPr>
+              <w:t xml:space="preserve">L</w:t>
+            </w:r>
+          </w:p>
+        </w:tc>
+        <w:tc>
+          <w:tcPr>
+            <w:tcW w:type="dxa" w:w="2600"/>
+            <w:tcMar>
+              <w:top w:type="dxa" w:w="80"/>
+              <w:left w:type="dxa" w:w="110"/>
+              <w:bottom w:type="dxa" w:w="80"/>
+              <w:right w:type="dxa" w:w="110"/>
+            </w:tcMar>
+          </w:tcPr>
+          <w:p>
+            <w:pPr>
+              <w:spacing w:after="0"/>
+            </w:pPr>
+            <w:r>
+              <w:rPr>
+                <w:b w:val="false"/>
+                <w:bCs w:val="false"/>
+                <w:sz w:val="19"/>
+                <w:szCs w:val="19"/>
+              </w:rPr>
+              <w:t xml:space="preserve">メール通知</w:t>
+            </w:r>
+          </w:p>
+        </w:tc>
+        <w:tc>
+          <w:tcPr>
+            <w:tcW w:type="dxa" w:w="5500"/>
+            <w:tcMar>
+              <w:top w:type="dxa" w:w="80"/>
+              <w:left w:type="dxa" w:w="110"/>
+              <w:bottom w:type="dxa" w:w="80"/>
+              <w:right w:type="dxa" w:w="110"/>
+            </w:tcMar>
+          </w:tcPr>
+          <w:p>
+            <w:pPr>
+              <w:spacing w:after="0"/>
+            </w:pPr>
+            <w:r>
+              <w:rPr>
+                <w:b w:val="false"/>
+                <w:bCs w:val="false"/>
+                <w:sz w:val="19"/>
+                <w:szCs w:val="19"/>
+              </w:rPr>
+              <w:t xml:space="preserve">チェックボックス。チェックした社員へメールで通知する（8.1参照）</w:t>
+            </w:r>
+          </w:p>
+        </w:tc>
+      </w:tr>
+      <w:tr>
+        <w:tc>
+          <w:tcPr>
+            <w:tcW w:type="dxa" w:w="900"/>
+            <w:shd w:fill="F5F7FA" w:val="clear"/>
+            <w:tcMar>
+              <w:top w:type="dxa" w:w="80"/>
+              <w:left w:type="dxa" w:w="110"/>
+              <w:bottom w:type="dxa" w:w="80"/>
+              <w:right w:type="dxa" w:w="110"/>
+            </w:tcMar>
+          </w:tcPr>
+          <w:p>
+            <w:pPr>
+              <w:spacing w:after="0"/>
+            </w:pPr>
+            <w:r>
+              <w:rPr>
+                <w:b w:val="false"/>
+                <w:bCs w:val="false"/>
+                <w:sz w:val="19"/>
+                <w:szCs w:val="19"/>
+              </w:rPr>
+              <w:t xml:space="preserve">M</w:t>
+            </w:r>
+          </w:p>
+        </w:tc>
+        <w:tc>
+          <w:tcPr>
+            <w:tcW w:type="dxa" w:w="2600"/>
+            <w:shd w:fill="F5F7FA" w:val="clear"/>
+            <w:tcMar>
+              <w:top w:type="dxa" w:w="80"/>
+              <w:left w:type="dxa" w:w="110"/>
+              <w:bottom w:type="dxa" w:w="80"/>
+              <w:right w:type="dxa" w:w="110"/>
+            </w:tcMar>
+          </w:tcPr>
+          <w:p>
+            <w:pPr>
+              <w:spacing w:after="0"/>
+            </w:pPr>
+            <w:r>
+              <w:rPr>
+                <w:b w:val="false"/>
+                <w:bCs w:val="false"/>
+                <w:sz w:val="19"/>
+                <w:szCs w:val="19"/>
+              </w:rPr>
+              <w:t xml:space="preserve">Chat通知</w:t>
+            </w:r>
+          </w:p>
+        </w:tc>
+        <w:tc>
+          <w:tcPr>
+            <w:tcW w:type="dxa" w:w="5500"/>
+            <w:shd w:fill="F5F7FA" w:val="clear"/>
+            <w:tcMar>
+              <w:top w:type="dxa" w:w="80"/>
+              <w:left w:type="dxa" w:w="110"/>
+              <w:bottom w:type="dxa" w:w="80"/>
+              <w:right w:type="dxa" w:w="110"/>
+            </w:tcMar>
+          </w:tcPr>
+          <w:p>
+            <w:pPr>
+              <w:spacing w:after="0"/>
+            </w:pPr>
+            <w:r>
+              <w:rPr>
+                <w:b w:val="false"/>
+                <w:bCs w:val="false"/>
+                <w:sz w:val="19"/>
+                <w:szCs w:val="19"/>
+              </w:rPr>
+              <w:t xml:space="preserve">チェックボックス。チェックした社員へChatworkで通知する（8.1参照）</w:t>
             </w:r>
           </w:p>
         </w:tc>
@@ -15226,6 +15396,1101 @@
       </w:r>
     </w:p>
     <w:p>
+      <w:pPr>
+        <w:pStyle w:val="Heading2"/>
+      </w:pPr>
+      <w:r>
+        <w:t xml:space="preserve">6.12 旧一覧からの案件の移行</w:t>
+      </w:r>
+    </w:p>
+    <w:p>
+      <w:pPr>
+        <w:spacing w:after="120"/>
+      </w:pPr>
+      <w:r>
+        <w:rPr>
+          <w:b w:val="false"/>
+          <w:bCs w:val="false"/>
+          <w:i w:val="false"/>
+          <w:iCs w:val="false"/>
+        </w:rPr>
+        <w:t xml:space="preserve">稼働前に旧「案件番号一覧」で管理していた当期の案件を、案件番号を引き継いだまま取り込む（CaseImportService）。案件番号は請求書などで取引先に伝わっているため振り直さない。メニューには置かず、管理用アカウントがスクリプトエディタから実行する。</w:t>
+      </w:r>
+    </w:p>
+    <w:tbl>
+      <w:tblPr>
+        <w:tblW w:type="dxa" w:w="9000"/>
+        <w:tblBorders>
+          <w:top w:val="single" w:color="AAB4C4" w:sz="4"/>
+          <w:left w:val="single" w:color="AAB4C4" w:sz="4"/>
+          <w:bottom w:val="single" w:color="AAB4C4" w:sz="4"/>
+          <w:right w:val="single" w:color="AAB4C4" w:sz="4"/>
+          <w:insideH w:val="single" w:color="C6CFDC" w:sz="2"/>
+          <w:insideV w:val="single" w:color="C6CFDC" w:sz="2"/>
+        </w:tblBorders>
+      </w:tblPr>
+      <w:tblGrid>
+        <w:gridCol w:w="900"/>
+        <w:gridCol w:w="2000"/>
+        <w:gridCol w:w="6100"/>
+      </w:tblGrid>
+      <w:tr>
+        <w:trPr>
+          <w:tblHeader/>
+        </w:trPr>
+        <w:tc>
+          <w:tcPr>
+            <w:tcW w:type="dxa" w:w="900"/>
+            <w:shd w:fill="DCE6F1" w:val="clear"/>
+            <w:tcMar>
+              <w:top w:type="dxa" w:w="80"/>
+              <w:left w:type="dxa" w:w="110"/>
+              <w:bottom w:type="dxa" w:w="80"/>
+              <w:right w:type="dxa" w:w="110"/>
+            </w:tcMar>
+          </w:tcPr>
+          <w:p>
+            <w:pPr>
+              <w:spacing w:after="0"/>
+            </w:pPr>
+            <w:r>
+              <w:rPr>
+                <w:b/>
+                <w:bCs/>
+                <w:sz w:val="19"/>
+                <w:szCs w:val="19"/>
+              </w:rPr>
+              <w:t xml:space="preserve">列</w:t>
+            </w:r>
+          </w:p>
+        </w:tc>
+        <w:tc>
+          <w:tcPr>
+            <w:tcW w:type="dxa" w:w="2000"/>
+            <w:shd w:fill="DCE6F1" w:val="clear"/>
+            <w:tcMar>
+              <w:top w:type="dxa" w:w="80"/>
+              <w:left w:type="dxa" w:w="110"/>
+              <w:bottom w:type="dxa" w:w="80"/>
+              <w:right w:type="dxa" w:w="110"/>
+            </w:tcMar>
+          </w:tcPr>
+          <w:p>
+            <w:pPr>
+              <w:spacing w:after="0"/>
+            </w:pPr>
+            <w:r>
+              <w:rPr>
+                <w:b/>
+                <w:bCs/>
+                <w:sz w:val="19"/>
+                <w:szCs w:val="19"/>
+              </w:rPr>
+              <w:t xml:space="preserve">項目</w:t>
+            </w:r>
+          </w:p>
+        </w:tc>
+        <w:tc>
+          <w:tcPr>
+            <w:tcW w:type="dxa" w:w="6100"/>
+            <w:shd w:fill="DCE6F1" w:val="clear"/>
+            <w:tcMar>
+              <w:top w:type="dxa" w:w="80"/>
+              <w:left w:type="dxa" w:w="110"/>
+              <w:bottom w:type="dxa" w:w="80"/>
+              <w:right w:type="dxa" w:w="110"/>
+            </w:tcMar>
+          </w:tcPr>
+          <w:p>
+            <w:pPr>
+              <w:spacing w:after="0"/>
+            </w:pPr>
+            <w:r>
+              <w:rPr>
+                <w:b/>
+                <w:bCs/>
+                <w:sz w:val="19"/>
+                <w:szCs w:val="19"/>
+              </w:rPr>
+              <w:t xml:space="preserve">説明</w:t>
+            </w:r>
+          </w:p>
+        </w:tc>
+      </w:tr>
+      <w:tr>
+        <w:tc>
+          <w:tcPr>
+            <w:tcW w:type="dxa" w:w="900"/>
+            <w:tcMar>
+              <w:top w:type="dxa" w:w="80"/>
+              <w:left w:type="dxa" w:w="110"/>
+              <w:bottom w:type="dxa" w:w="80"/>
+              <w:right w:type="dxa" w:w="110"/>
+            </w:tcMar>
+          </w:tcPr>
+          <w:p>
+            <w:pPr>
+              <w:spacing w:after="0"/>
+            </w:pPr>
+            <w:r>
+              <w:rPr>
+                <w:b w:val="false"/>
+                <w:bCs w:val="false"/>
+                <w:sz w:val="19"/>
+                <w:szCs w:val="19"/>
+              </w:rPr>
+              <w:t xml:space="preserve">A</w:t>
+            </w:r>
+          </w:p>
+        </w:tc>
+        <w:tc>
+          <w:tcPr>
+            <w:tcW w:type="dxa" w:w="2000"/>
+            <w:tcMar>
+              <w:top w:type="dxa" w:w="80"/>
+              <w:left w:type="dxa" w:w="110"/>
+              <w:bottom w:type="dxa" w:w="80"/>
+              <w:right w:type="dxa" w:w="110"/>
+            </w:tcMar>
+          </w:tcPr>
+          <w:p>
+            <w:pPr>
+              <w:spacing w:after="0"/>
+            </w:pPr>
+            <w:r>
+              <w:rPr>
+                <w:b w:val="false"/>
+                <w:bCs w:val="false"/>
+                <w:sz w:val="19"/>
+                <w:szCs w:val="19"/>
+              </w:rPr>
+              <w:t xml:space="preserve">案件番号</w:t>
+            </w:r>
+          </w:p>
+        </w:tc>
+        <w:tc>
+          <w:tcPr>
+            <w:tcW w:type="dxa" w:w="6100"/>
+            <w:tcMar>
+              <w:top w:type="dxa" w:w="80"/>
+              <w:left w:type="dxa" w:w="110"/>
+              <w:bottom w:type="dxa" w:w="80"/>
+              <w:right w:type="dxa" w:w="110"/>
+            </w:tcMar>
+          </w:tcPr>
+          <w:p>
+            <w:pPr>
+              <w:spacing w:after="0"/>
+            </w:pPr>
+            <w:r>
+              <w:rPr>
+                <w:b w:val="false"/>
+                <w:bCs w:val="false"/>
+                <w:sz w:val="19"/>
+                <w:szCs w:val="19"/>
+              </w:rPr>
+              <w:t xml:space="preserve">{当期}-{3桁} の形式（例: 17-012）。重複は不可</w:t>
+            </w:r>
+          </w:p>
+        </w:tc>
+      </w:tr>
+      <w:tr>
+        <w:tc>
+          <w:tcPr>
+            <w:tcW w:type="dxa" w:w="900"/>
+            <w:shd w:fill="F5F7FA" w:val="clear"/>
+            <w:tcMar>
+              <w:top w:type="dxa" w:w="80"/>
+              <w:left w:type="dxa" w:w="110"/>
+              <w:bottom w:type="dxa" w:w="80"/>
+              <w:right w:type="dxa" w:w="110"/>
+            </w:tcMar>
+          </w:tcPr>
+          <w:p>
+            <w:pPr>
+              <w:spacing w:after="0"/>
+            </w:pPr>
+            <w:r>
+              <w:rPr>
+                <w:b w:val="false"/>
+                <w:bCs w:val="false"/>
+                <w:sz w:val="19"/>
+                <w:szCs w:val="19"/>
+              </w:rPr>
+              <w:t xml:space="preserve">B</w:t>
+            </w:r>
+          </w:p>
+        </w:tc>
+        <w:tc>
+          <w:tcPr>
+            <w:tcW w:type="dxa" w:w="2000"/>
+            <w:shd w:fill="F5F7FA" w:val="clear"/>
+            <w:tcMar>
+              <w:top w:type="dxa" w:w="80"/>
+              <w:left w:type="dxa" w:w="110"/>
+              <w:bottom w:type="dxa" w:w="80"/>
+              <w:right w:type="dxa" w:w="110"/>
+            </w:tcMar>
+          </w:tcPr>
+          <w:p>
+            <w:pPr>
+              <w:spacing w:after="0"/>
+            </w:pPr>
+            <w:r>
+              <w:rPr>
+                <w:b w:val="false"/>
+                <w:bCs w:val="false"/>
+                <w:sz w:val="19"/>
+                <w:szCs w:val="19"/>
+              </w:rPr>
+              <w:t xml:space="preserve">取引先名</w:t>
+            </w:r>
+          </w:p>
+        </w:tc>
+        <w:tc>
+          <w:tcPr>
+            <w:tcW w:type="dxa" w:w="6100"/>
+            <w:shd w:fill="F5F7FA" w:val="clear"/>
+            <w:tcMar>
+              <w:top w:type="dxa" w:w="80"/>
+              <w:left w:type="dxa" w:w="110"/>
+              <w:bottom w:type="dxa" w:w="80"/>
+              <w:right w:type="dxa" w:w="110"/>
+            </w:tcMar>
+          </w:tcPr>
+          <w:p>
+            <w:pPr>
+              <w:spacing w:after="0"/>
+            </w:pPr>
+            <w:r>
+              <w:rPr>
+                <w:b w:val="false"/>
+                <w:bCs w:val="false"/>
+                <w:sz w:val="19"/>
+                <w:szCs w:val="19"/>
+              </w:rPr>
+              <w:t xml:space="preserve">進行中の案件は取引先名の選択肢（社名（担当者名））と一致させる</w:t>
+            </w:r>
+          </w:p>
+        </w:tc>
+      </w:tr>
+      <w:tr>
+        <w:tc>
+          <w:tcPr>
+            <w:tcW w:type="dxa" w:w="900"/>
+            <w:tcMar>
+              <w:top w:type="dxa" w:w="80"/>
+              <w:left w:type="dxa" w:w="110"/>
+              <w:bottom w:type="dxa" w:w="80"/>
+              <w:right w:type="dxa" w:w="110"/>
+            </w:tcMar>
+          </w:tcPr>
+          <w:p>
+            <w:pPr>
+              <w:spacing w:after="0"/>
+            </w:pPr>
+            <w:r>
+              <w:rPr>
+                <w:b w:val="false"/>
+                <w:bCs w:val="false"/>
+                <w:sz w:val="19"/>
+                <w:szCs w:val="19"/>
+              </w:rPr>
+              <w:t xml:space="preserve">C</w:t>
+            </w:r>
+          </w:p>
+        </w:tc>
+        <w:tc>
+          <w:tcPr>
+            <w:tcW w:type="dxa" w:w="2000"/>
+            <w:tcMar>
+              <w:top w:type="dxa" w:w="80"/>
+              <w:left w:type="dxa" w:w="110"/>
+              <w:bottom w:type="dxa" w:w="80"/>
+              <w:right w:type="dxa" w:w="110"/>
+            </w:tcMar>
+          </w:tcPr>
+          <w:p>
+            <w:pPr>
+              <w:spacing w:after="0"/>
+            </w:pPr>
+            <w:r>
+              <w:rPr>
+                <w:b w:val="false"/>
+                <w:bCs w:val="false"/>
+                <w:sz w:val="19"/>
+                <w:szCs w:val="19"/>
+              </w:rPr>
+              <w:t xml:space="preserve">案件名</w:t>
+            </w:r>
+          </w:p>
+        </w:tc>
+        <w:tc>
+          <w:tcPr>
+            <w:tcW w:type="dxa" w:w="6100"/>
+            <w:tcMar>
+              <w:top w:type="dxa" w:w="80"/>
+              <w:left w:type="dxa" w:w="110"/>
+              <w:bottom w:type="dxa" w:w="80"/>
+              <w:right w:type="dxa" w:w="110"/>
+            </w:tcMar>
+          </w:tcPr>
+          <w:p>
+            <w:pPr>
+              <w:spacing w:after="0"/>
+            </w:pPr>
+            <w:r>
+              <w:rPr>
+                <w:b w:val="false"/>
+                <w:bCs w:val="false"/>
+                <w:sz w:val="19"/>
+                <w:szCs w:val="19"/>
+              </w:rPr>
+              <w:t xml:space="preserve">必須</w:t>
+            </w:r>
+          </w:p>
+        </w:tc>
+      </w:tr>
+      <w:tr>
+        <w:tc>
+          <w:tcPr>
+            <w:tcW w:type="dxa" w:w="900"/>
+            <w:shd w:fill="F5F7FA" w:val="clear"/>
+            <w:tcMar>
+              <w:top w:type="dxa" w:w="80"/>
+              <w:left w:type="dxa" w:w="110"/>
+              <w:bottom w:type="dxa" w:w="80"/>
+              <w:right w:type="dxa" w:w="110"/>
+            </w:tcMar>
+          </w:tcPr>
+          <w:p>
+            <w:pPr>
+              <w:spacing w:after="0"/>
+            </w:pPr>
+            <w:r>
+              <w:rPr>
+                <w:b w:val="false"/>
+                <w:bCs w:val="false"/>
+                <w:sz w:val="19"/>
+                <w:szCs w:val="19"/>
+              </w:rPr>
+              <w:t xml:space="preserve">D</w:t>
+            </w:r>
+          </w:p>
+        </w:tc>
+        <w:tc>
+          <w:tcPr>
+            <w:tcW w:type="dxa" w:w="2000"/>
+            <w:shd w:fill="F5F7FA" w:val="clear"/>
+            <w:tcMar>
+              <w:top w:type="dxa" w:w="80"/>
+              <w:left w:type="dxa" w:w="110"/>
+              <w:bottom w:type="dxa" w:w="80"/>
+              <w:right w:type="dxa" w:w="110"/>
+            </w:tcMar>
+          </w:tcPr>
+          <w:p>
+            <w:pPr>
+              <w:spacing w:after="0"/>
+            </w:pPr>
+            <w:r>
+              <w:rPr>
+                <w:b w:val="false"/>
+                <w:bCs w:val="false"/>
+                <w:sz w:val="19"/>
+                <w:szCs w:val="19"/>
+              </w:rPr>
+              <w:t xml:space="preserve">終了予定</w:t>
+            </w:r>
+          </w:p>
+        </w:tc>
+        <w:tc>
+          <w:tcPr>
+            <w:tcW w:type="dxa" w:w="6100"/>
+            <w:shd w:fill="F5F7FA" w:val="clear"/>
+            <w:tcMar>
+              <w:top w:type="dxa" w:w="80"/>
+              <w:left w:type="dxa" w:w="110"/>
+              <w:bottom w:type="dxa" w:w="80"/>
+              <w:right w:type="dxa" w:w="110"/>
+            </w:tcMar>
+          </w:tcPr>
+          <w:p>
+            <w:pPr>
+              <w:spacing w:after="0"/>
+            </w:pPr>
+            <w:r>
+              <w:rPr>
+                <w:b w:val="false"/>
+                <w:bCs w:val="false"/>
+                <w:sz w:val="19"/>
+                <w:szCs w:val="19"/>
+              </w:rPr>
+              <w:t xml:space="preserve">進行中は今の選択肢と一致させる。完了・中止は「2026/05」の形式も可</w:t>
+            </w:r>
+          </w:p>
+        </w:tc>
+      </w:tr>
+      <w:tr>
+        <w:tc>
+          <w:tcPr>
+            <w:tcW w:type="dxa" w:w="900"/>
+            <w:tcMar>
+              <w:top w:type="dxa" w:w="80"/>
+              <w:left w:type="dxa" w:w="110"/>
+              <w:bottom w:type="dxa" w:w="80"/>
+              <w:right w:type="dxa" w:w="110"/>
+            </w:tcMar>
+          </w:tcPr>
+          <w:p>
+            <w:pPr>
+              <w:spacing w:after="0"/>
+            </w:pPr>
+            <w:r>
+              <w:rPr>
+                <w:b w:val="false"/>
+                <w:bCs w:val="false"/>
+                <w:sz w:val="19"/>
+                <w:szCs w:val="19"/>
+              </w:rPr>
+              <w:t xml:space="preserve">E</w:t>
+            </w:r>
+          </w:p>
+        </w:tc>
+        <w:tc>
+          <w:tcPr>
+            <w:tcW w:type="dxa" w:w="2000"/>
+            <w:tcMar>
+              <w:top w:type="dxa" w:w="80"/>
+              <w:left w:type="dxa" w:w="110"/>
+              <w:bottom w:type="dxa" w:w="80"/>
+              <w:right w:type="dxa" w:w="110"/>
+            </w:tcMar>
+          </w:tcPr>
+          <w:p>
+            <w:pPr>
+              <w:spacing w:after="0"/>
+            </w:pPr>
+            <w:r>
+              <w:rPr>
+                <w:b w:val="false"/>
+                <w:bCs w:val="false"/>
+                <w:sz w:val="19"/>
+                <w:szCs w:val="19"/>
+              </w:rPr>
+              <w:t xml:space="preserve">請求予定</w:t>
+            </w:r>
+          </w:p>
+        </w:tc>
+        <w:tc>
+          <w:tcPr>
+            <w:tcW w:type="dxa" w:w="6100"/>
+            <w:tcMar>
+              <w:top w:type="dxa" w:w="80"/>
+              <w:left w:type="dxa" w:w="110"/>
+              <w:bottom w:type="dxa" w:w="80"/>
+              <w:right w:type="dxa" w:w="110"/>
+            </w:tcMar>
+          </w:tcPr>
+          <w:p>
+            <w:pPr>
+              <w:spacing w:after="0"/>
+            </w:pPr>
+            <w:r>
+              <w:rPr>
+                <w:b w:val="false"/>
+                <w:bCs w:val="false"/>
+                <w:sz w:val="19"/>
+                <w:szCs w:val="19"/>
+              </w:rPr>
+              <w:t xml:space="preserve">同上</w:t>
+            </w:r>
+          </w:p>
+        </w:tc>
+      </w:tr>
+      <w:tr>
+        <w:tc>
+          <w:tcPr>
+            <w:tcW w:type="dxa" w:w="900"/>
+            <w:shd w:fill="F5F7FA" w:val="clear"/>
+            <w:tcMar>
+              <w:top w:type="dxa" w:w="80"/>
+              <w:left w:type="dxa" w:w="110"/>
+              <w:bottom w:type="dxa" w:w="80"/>
+              <w:right w:type="dxa" w:w="110"/>
+            </w:tcMar>
+          </w:tcPr>
+          <w:p>
+            <w:pPr>
+              <w:spacing w:after="0"/>
+            </w:pPr>
+            <w:r>
+              <w:rPr>
+                <w:b w:val="false"/>
+                <w:bCs w:val="false"/>
+                <w:sz w:val="19"/>
+                <w:szCs w:val="19"/>
+              </w:rPr>
+              <w:t xml:space="preserve">F</w:t>
+            </w:r>
+          </w:p>
+        </w:tc>
+        <w:tc>
+          <w:tcPr>
+            <w:tcW w:type="dxa" w:w="2000"/>
+            <w:shd w:fill="F5F7FA" w:val="clear"/>
+            <w:tcMar>
+              <w:top w:type="dxa" w:w="80"/>
+              <w:left w:type="dxa" w:w="110"/>
+              <w:bottom w:type="dxa" w:w="80"/>
+              <w:right w:type="dxa" w:w="110"/>
+            </w:tcMar>
+          </w:tcPr>
+          <w:p>
+            <w:pPr>
+              <w:spacing w:after="0"/>
+            </w:pPr>
+            <w:r>
+              <w:rPr>
+                <w:b w:val="false"/>
+                <w:bCs w:val="false"/>
+                <w:sz w:val="19"/>
+                <w:szCs w:val="19"/>
+              </w:rPr>
+              <w:t xml:space="preserve">担当</w:t>
+            </w:r>
+          </w:p>
+        </w:tc>
+        <w:tc>
+          <w:tcPr>
+            <w:tcW w:type="dxa" w:w="6100"/>
+            <w:shd w:fill="F5F7FA" w:val="clear"/>
+            <w:tcMar>
+              <w:top w:type="dxa" w:w="80"/>
+              <w:left w:type="dxa" w:w="110"/>
+              <w:bottom w:type="dxa" w:w="80"/>
+              <w:right w:type="dxa" w:w="110"/>
+            </w:tcMar>
+          </w:tcPr>
+          <w:p>
+            <w:pPr>
+              <w:spacing w:after="0"/>
+            </w:pPr>
+            <w:r>
+              <w:rPr>
+                <w:b w:val="false"/>
+                <w:bCs w:val="false"/>
+                <w:sz w:val="19"/>
+                <w:szCs w:val="19"/>
+              </w:rPr>
+              <w:t xml:space="preserve">進行中は社員DBの氏名と一致させる</w:t>
+            </w:r>
+          </w:p>
+        </w:tc>
+      </w:tr>
+      <w:tr>
+        <w:tc>
+          <w:tcPr>
+            <w:tcW w:type="dxa" w:w="900"/>
+            <w:tcMar>
+              <w:top w:type="dxa" w:w="80"/>
+              <w:left w:type="dxa" w:w="110"/>
+              <w:bottom w:type="dxa" w:w="80"/>
+              <w:right w:type="dxa" w:w="110"/>
+            </w:tcMar>
+          </w:tcPr>
+          <w:p>
+            <w:pPr>
+              <w:spacing w:after="0"/>
+            </w:pPr>
+            <w:r>
+              <w:rPr>
+                <w:b w:val="false"/>
+                <w:bCs w:val="false"/>
+                <w:sz w:val="19"/>
+                <w:szCs w:val="19"/>
+              </w:rPr>
+              <w:t xml:space="preserve">G</w:t>
+            </w:r>
+          </w:p>
+        </w:tc>
+        <w:tc>
+          <w:tcPr>
+            <w:tcW w:type="dxa" w:w="2000"/>
+            <w:tcMar>
+              <w:top w:type="dxa" w:w="80"/>
+              <w:left w:type="dxa" w:w="110"/>
+              <w:bottom w:type="dxa" w:w="80"/>
+              <w:right w:type="dxa" w:w="110"/>
+            </w:tcMar>
+          </w:tcPr>
+          <w:p>
+            <w:pPr>
+              <w:spacing w:after="0"/>
+            </w:pPr>
+            <w:r>
+              <w:rPr>
+                <w:b w:val="false"/>
+                <w:bCs w:val="false"/>
+                <w:sz w:val="19"/>
+                <w:szCs w:val="19"/>
+              </w:rPr>
+              <w:t xml:space="preserve">移行区分</w:t>
+            </w:r>
+          </w:p>
+        </w:tc>
+        <w:tc>
+          <w:tcPr>
+            <w:tcW w:type="dxa" w:w="6100"/>
+            <w:tcMar>
+              <w:top w:type="dxa" w:w="80"/>
+              <w:left w:type="dxa" w:w="110"/>
+              <w:bottom w:type="dxa" w:w="80"/>
+              <w:right w:type="dxa" w:w="110"/>
+            </w:tcMar>
+          </w:tcPr>
+          <w:p>
+            <w:pPr>
+              <w:spacing w:after="0"/>
+            </w:pPr>
+            <w:r>
+              <w:rPr>
+                <w:b w:val="false"/>
+                <w:bCs w:val="false"/>
+                <w:sz w:val="19"/>
+                <w:szCs w:val="19"/>
+              </w:rPr>
+              <w:t xml:space="preserve">「進行中」「完了」「中止」のいずれか</w:t>
+            </w:r>
+          </w:p>
+        </w:tc>
+      </w:tr>
+    </w:tbl>
+    <w:p>
+      <w:pPr>
+        <w:spacing w:after="160"/>
+      </w:pPr>
+    </w:p>
+    <w:p>
+      <w:pPr>
+        <w:spacing w:after="120"/>
+      </w:pPr>
+      <w:r>
+        <w:rPr>
+          <w:b w:val="false"/>
+          <w:bCs w:val="false"/>
+          <w:i w:val="false"/>
+          <w:iCs w:val="false"/>
+        </w:rPr>
+        <w:t xml:space="preserve">「移行データ」シートの1行目を見出しとし、2行目以降を上表の並びで読む。H列以降は読まないため、旧一覧の値や確認メモを残してよい。</w:t>
+      </w:r>
+    </w:p>
+    <w:tbl>
+      <w:tblPr>
+        <w:tblW w:type="dxa" w:w="9000"/>
+        <w:tblBorders>
+          <w:top w:val="single" w:color="AAB4C4" w:sz="4"/>
+          <w:left w:val="single" w:color="AAB4C4" w:sz="4"/>
+          <w:bottom w:val="single" w:color="AAB4C4" w:sz="4"/>
+          <w:right w:val="single" w:color="AAB4C4" w:sz="4"/>
+          <w:insideH w:val="single" w:color="C6CFDC" w:sz="2"/>
+          <w:insideV w:val="single" w:color="C6CFDC" w:sz="2"/>
+        </w:tblBorders>
+      </w:tblPr>
+      <w:tblGrid>
+        <w:gridCol w:w="1600"/>
+        <w:gridCol w:w="2400"/>
+        <w:gridCol w:w="5000"/>
+      </w:tblGrid>
+      <w:tr>
+        <w:trPr>
+          <w:tblHeader/>
+        </w:trPr>
+        <w:tc>
+          <w:tcPr>
+            <w:tcW w:type="dxa" w:w="1600"/>
+            <w:shd w:fill="DCE6F1" w:val="clear"/>
+            <w:tcMar>
+              <w:top w:type="dxa" w:w="80"/>
+              <w:left w:type="dxa" w:w="110"/>
+              <w:bottom w:type="dxa" w:w="80"/>
+              <w:right w:type="dxa" w:w="110"/>
+            </w:tcMar>
+          </w:tcPr>
+          <w:p>
+            <w:pPr>
+              <w:spacing w:after="0"/>
+            </w:pPr>
+            <w:r>
+              <w:rPr>
+                <w:b/>
+                <w:bCs/>
+                <w:sz w:val="19"/>
+                <w:szCs w:val="19"/>
+              </w:rPr>
+              <w:t xml:space="preserve">移行区分</w:t>
+            </w:r>
+          </w:p>
+        </w:tc>
+        <w:tc>
+          <w:tcPr>
+            <w:tcW w:type="dxa" w:w="2400"/>
+            <w:shd w:fill="DCE6F1" w:val="clear"/>
+            <w:tcMar>
+              <w:top w:type="dxa" w:w="80"/>
+              <w:left w:type="dxa" w:w="110"/>
+              <w:bottom w:type="dxa" w:w="80"/>
+              <w:right w:type="dxa" w:w="110"/>
+            </w:tcMar>
+          </w:tcPr>
+          <w:p>
+            <w:pPr>
+              <w:spacing w:after="0"/>
+            </w:pPr>
+            <w:r>
+              <w:rPr>
+                <w:b/>
+                <w:bCs/>
+                <w:sz w:val="19"/>
+                <w:szCs w:val="19"/>
+              </w:rPr>
+              <w:t xml:space="preserve">記録先</w:t>
+            </w:r>
+          </w:p>
+        </w:tc>
+        <w:tc>
+          <w:tcPr>
+            <w:tcW w:type="dxa" w:w="5000"/>
+            <w:shd w:fill="DCE6F1" w:val="clear"/>
+            <w:tcMar>
+              <w:top w:type="dxa" w:w="80"/>
+              <w:left w:type="dxa" w:w="110"/>
+              <w:bottom w:type="dxa" w:w="80"/>
+              <w:right w:type="dxa" w:w="110"/>
+            </w:tcMar>
+          </w:tcPr>
+          <w:p>
+            <w:pPr>
+              <w:spacing w:after="0"/>
+            </w:pPr>
+            <w:r>
+              <w:rPr>
+                <w:b/>
+                <w:bCs/>
+                <w:sz w:val="19"/>
+                <w:szCs w:val="19"/>
+              </w:rPr>
+              <w:t xml:space="preserve">記録する状態</w:t>
+            </w:r>
+          </w:p>
+        </w:tc>
+      </w:tr>
+      <w:tr>
+        <w:tc>
+          <w:tcPr>
+            <w:tcW w:type="dxa" w:w="1600"/>
+            <w:tcMar>
+              <w:top w:type="dxa" w:w="80"/>
+              <w:left w:type="dxa" w:w="110"/>
+              <w:bottom w:type="dxa" w:w="80"/>
+              <w:right w:type="dxa" w:w="110"/>
+            </w:tcMar>
+          </w:tcPr>
+          <w:p>
+            <w:pPr>
+              <w:spacing w:after="0"/>
+            </w:pPr>
+            <w:r>
+              <w:rPr>
+                <w:b w:val="false"/>
+                <w:bCs w:val="false"/>
+                <w:sz w:val="19"/>
+                <w:szCs w:val="19"/>
+              </w:rPr>
+              <w:t xml:space="preserve">進行中</w:t>
+            </w:r>
+          </w:p>
+        </w:tc>
+        <w:tc>
+          <w:tcPr>
+            <w:tcW w:type="dxa" w:w="2400"/>
+            <w:tcMar>
+              <w:top w:type="dxa" w:w="80"/>
+              <w:left w:type="dxa" w:w="110"/>
+              <w:bottom w:type="dxa" w:w="80"/>
+              <w:right w:type="dxa" w:w="110"/>
+            </w:tcMar>
+          </w:tcPr>
+          <w:p>
+            <w:pPr>
+              <w:spacing w:after="0"/>
+            </w:pPr>
+            <w:r>
+              <w:rPr>
+                <w:b w:val="false"/>
+                <w:bCs w:val="false"/>
+                <w:sz w:val="19"/>
+                <w:szCs w:val="19"/>
+              </w:rPr>
+              <w:t xml:space="preserve">表示シート・全案件DB</w:t>
+            </w:r>
+          </w:p>
+        </w:tc>
+        <w:tc>
+          <w:tcPr>
+            <w:tcW w:type="dxa" w:w="5000"/>
+            <w:tcMar>
+              <w:top w:type="dxa" w:w="80"/>
+              <w:left w:type="dxa" w:w="110"/>
+              <w:bottom w:type="dxa" w:w="80"/>
+              <w:right w:type="dxa" w:w="110"/>
+            </w:tcMar>
+          </w:tcPr>
+          <w:p>
+            <w:pPr>
+              <w:spacing w:after="0"/>
+            </w:pPr>
+            <w:r>
+              <w:rPr>
+                <w:b w:val="false"/>
+                <w:bCs w:val="false"/>
+                <w:sz w:val="19"/>
+                <w:szCs w:val="19"/>
+              </w:rPr>
+              <w:t xml:space="preserve">ステータス「案件登録済み」、請求ステータス「未請求」。以降はシステム上で書類を作る</w:t>
+            </w:r>
+          </w:p>
+        </w:tc>
+      </w:tr>
+      <w:tr>
+        <w:tc>
+          <w:tcPr>
+            <w:tcW w:type="dxa" w:w="1600"/>
+            <w:shd w:fill="F5F7FA" w:val="clear"/>
+            <w:tcMar>
+              <w:top w:type="dxa" w:w="80"/>
+              <w:left w:type="dxa" w:w="110"/>
+              <w:bottom w:type="dxa" w:w="80"/>
+              <w:right w:type="dxa" w:w="110"/>
+            </w:tcMar>
+          </w:tcPr>
+          <w:p>
+            <w:pPr>
+              <w:spacing w:after="0"/>
+            </w:pPr>
+            <w:r>
+              <w:rPr>
+                <w:b w:val="false"/>
+                <w:bCs w:val="false"/>
+                <w:sz w:val="19"/>
+                <w:szCs w:val="19"/>
+              </w:rPr>
+              <w:t xml:space="preserve">完了</w:t>
+            </w:r>
+          </w:p>
+        </w:tc>
+        <w:tc>
+          <w:tcPr>
+            <w:tcW w:type="dxa" w:w="2400"/>
+            <w:shd w:fill="F5F7FA" w:val="clear"/>
+            <w:tcMar>
+              <w:top w:type="dxa" w:w="80"/>
+              <w:left w:type="dxa" w:w="110"/>
+              <w:bottom w:type="dxa" w:w="80"/>
+              <w:right w:type="dxa" w:w="110"/>
+            </w:tcMar>
+          </w:tcPr>
+          <w:p>
+            <w:pPr>
+              <w:spacing w:after="0"/>
+            </w:pPr>
+            <w:r>
+              <w:rPr>
+                <w:b w:val="false"/>
+                <w:bCs w:val="false"/>
+                <w:sz w:val="19"/>
+                <w:szCs w:val="19"/>
+              </w:rPr>
+              <w:t xml:space="preserve">全案件DBのみ</w:t>
+            </w:r>
+          </w:p>
+        </w:tc>
+        <w:tc>
+          <w:tcPr>
+            <w:tcW w:type="dxa" w:w="5000"/>
+            <w:shd w:fill="F5F7FA" w:val="clear"/>
+            <w:tcMar>
+              <w:top w:type="dxa" w:w="80"/>
+              <w:left w:type="dxa" w:w="110"/>
+              <w:bottom w:type="dxa" w:w="80"/>
+              <w:right w:type="dxa" w:w="110"/>
+            </w:tcMar>
+          </w:tcPr>
+          <w:p>
+            <w:pPr>
+              <w:spacing w:after="0"/>
+            </w:pPr>
+            <w:r>
+              <w:rPr>
+                <w:b w:val="false"/>
+                <w:bCs w:val="false"/>
+                <w:sz w:val="19"/>
+                <w:szCs w:val="19"/>
+              </w:rPr>
+              <w:t xml:space="preserve">「最終承認済み」。最終承認者欄は「（旧一覧から移行）」</w:t>
+            </w:r>
+          </w:p>
+        </w:tc>
+      </w:tr>
+      <w:tr>
+        <w:tc>
+          <w:tcPr>
+            <w:tcW w:type="dxa" w:w="1600"/>
+            <w:tcMar>
+              <w:top w:type="dxa" w:w="80"/>
+              <w:left w:type="dxa" w:w="110"/>
+              <w:bottom w:type="dxa" w:w="80"/>
+              <w:right w:type="dxa" w:w="110"/>
+            </w:tcMar>
+          </w:tcPr>
+          <w:p>
+            <w:pPr>
+              <w:spacing w:after="0"/>
+            </w:pPr>
+            <w:r>
+              <w:rPr>
+                <w:b w:val="false"/>
+                <w:bCs w:val="false"/>
+                <w:sz w:val="19"/>
+                <w:szCs w:val="19"/>
+              </w:rPr>
+              <w:t xml:space="preserve">中止</w:t>
+            </w:r>
+          </w:p>
+        </w:tc>
+        <w:tc>
+          <w:tcPr>
+            <w:tcW w:type="dxa" w:w="2400"/>
+            <w:tcMar>
+              <w:top w:type="dxa" w:w="80"/>
+              <w:left w:type="dxa" w:w="110"/>
+              <w:bottom w:type="dxa" w:w="80"/>
+              <w:right w:type="dxa" w:w="110"/>
+            </w:tcMar>
+          </w:tcPr>
+          <w:p>
+            <w:pPr>
+              <w:spacing w:after="0"/>
+            </w:pPr>
+            <w:r>
+              <w:rPr>
+                <w:b w:val="false"/>
+                <w:bCs w:val="false"/>
+                <w:sz w:val="19"/>
+                <w:szCs w:val="19"/>
+              </w:rPr>
+              <w:t xml:space="preserve">全案件DBのみ</w:t>
+            </w:r>
+          </w:p>
+        </w:tc>
+        <w:tc>
+          <w:tcPr>
+            <w:tcW w:type="dxa" w:w="5000"/>
+            <w:tcMar>
+              <w:top w:type="dxa" w:w="80"/>
+              <w:left w:type="dxa" w:w="110"/>
+              <w:bottom w:type="dxa" w:w="80"/>
+              <w:right w:type="dxa" w:w="110"/>
+            </w:tcMar>
+          </w:tcPr>
+          <w:p>
+            <w:pPr>
+              <w:spacing w:after="0"/>
+            </w:pPr>
+            <w:r>
+              <w:rPr>
+                <w:b w:val="false"/>
+                <w:bCs w:val="false"/>
+                <w:sz w:val="19"/>
+                <w:szCs w:val="19"/>
+              </w:rPr>
+              <w:t xml:space="preserve">「中止」</w:t>
+            </w:r>
+          </w:p>
+        </w:tc>
+      </w:tr>
+    </w:tbl>
+    <w:p>
+      <w:pPr>
+        <w:spacing w:after="160"/>
+      </w:pPr>
+    </w:p>
+    <w:p>
+      <w:pPr>
+        <w:pStyle w:val="ListParagraph"/>
+        <w:numPr>
+          <w:ilvl w:val="0"/>
+          <w:numId w:val="2"/>
+        </w:numPr>
+        <w:spacing w:after="60"/>
+      </w:pPr>
+      <w:r>
+        <w:t xml:space="preserve">runCheckMigrationSheet は点検だけを行い、何も書き込まない</w:t>
+      </w:r>
+    </w:p>
+    <w:p>
+      <w:pPr>
+        <w:pStyle w:val="ListParagraph"/>
+        <w:numPr>
+          <w:ilvl w:val="0"/>
+          <w:numId w:val="2"/>
+        </w:numPr>
+        <w:spacing w:after="60"/>
+      </w:pPr>
+      <w:r>
+        <w:t xml:space="preserve">runImportCasesFromMigrationSheet は、1件でも不備があれば何も書き込まずに中止する</w:t>
+      </w:r>
+    </w:p>
+    <w:p>
+      <w:pPr>
+        <w:pStyle w:val="ListParagraph"/>
+        <w:numPr>
+          <w:ilvl w:val="0"/>
+          <w:numId w:val="2"/>
+        </w:numPr>
+        <w:spacing w:after="60"/>
+      </w:pPr>
+      <w:r>
+        <w:t xml:space="preserve">表示シート・全案件DBに既に案件が入っている場合も中止する（既存の案件を上書きしないため）</w:t>
+      </w:r>
+    </w:p>
+    <w:p>
+      <w:pPr>
+        <w:pStyle w:val="ListParagraph"/>
+        <w:numPr>
+          <w:ilvl w:val="0"/>
+          <w:numId w:val="2"/>
+        </w:numPr>
+        <w:spacing w:after="60"/>
+      </w:pPr>
+      <w:r>
+        <w:t xml:space="preserve">取り込み後、当期の案件番号カウンターを取り込んだ最大の番号に合わせる（次の新規案件はその続きの番号になる）</w:t>
+      </w:r>
+    </w:p>
+    <w:p>
+      <w:pPr>
+        <w:pStyle w:val="ListParagraph"/>
+        <w:numPr>
+          <w:ilvl w:val="0"/>
+          <w:numId w:val="2"/>
+        </w:numPr>
+        <w:spacing w:after="60"/>
+      </w:pPr>
+      <w:r>
+        <w:t xml:space="preserve">取り込みの結果は操作ログに「旧一覧からの案件移行」として記録する</w:t>
+      </w:r>
+    </w:p>
+    <w:p>
       <w:r>
         <w:br w:type="page"/>
       </w:r>
@@ -16472,6 +17737,20 @@
         <w:t xml:space="preserve">8.1 通知の宛先と手段</w:t>
       </w:r>
     </w:p>
+    <w:p>
+      <w:pPr>
+        <w:spacing w:after="120"/>
+      </w:pPr>
+      <w:r>
+        <w:rPr>
+          <w:b w:val="false"/>
+          <w:bCs w:val="false"/>
+          <w:i w:val="false"/>
+          <w:iCs w:val="false"/>
+        </w:rPr>
+        <w:t xml:space="preserve">通知の手段は、社員DBのL列「メール通知」・M列「Chat通知」のチェックボックスで社員ごとに選ぶ。</w:t>
+      </w:r>
+    </w:p>
     <w:tbl>
       <w:tblPr>
         <w:tblW w:type="dxa" w:w="9000"/>
@@ -16485,8 +17764,8 @@
         </w:tblBorders>
       </w:tblPr>
       <w:tblGrid>
-        <w:gridCol w:w="2600"/>
-        <w:gridCol w:w="6400"/>
+        <w:gridCol w:w="3400"/>
+        <w:gridCol w:w="5600"/>
       </w:tblGrid>
       <w:tr>
         <w:trPr>
@@ -16494,7 +17773,7 @@
         </w:trPr>
         <w:tc>
           <w:tcPr>
-            <w:tcW w:type="dxa" w:w="2600"/>
+            <w:tcW w:type="dxa" w:w="3400"/>
             <w:shd w:fill="DCE6F1" w:val="clear"/>
             <w:tcMar>
               <w:top w:type="dxa" w:w="80"/>
@@ -16514,13 +17793,13 @@
                 <w:sz w:val="19"/>
                 <w:szCs w:val="19"/>
               </w:rPr>
-              <w:t xml:space="preserve">対象者</w:t>
-            </w:r>
-          </w:p>
-        </w:tc>
-        <w:tc>
-          <w:tcPr>
-            <w:tcW w:type="dxa" w:w="6400"/>
+              <w:t xml:space="preserve">社員DBの設定</w:t>
+            </w:r>
+          </w:p>
+        </w:tc>
+        <w:tc>
+          <w:tcPr>
+            <w:tcW w:type="dxa" w:w="5600"/>
             <w:shd w:fill="DCE6F1" w:val="clear"/>
             <w:tcMar>
               <w:top w:type="dxa" w:w="80"/>
@@ -16548,32 +17827,32 @@
       <w:tr>
         <w:tc>
           <w:tcPr>
-            <w:tcW w:type="dxa" w:w="2600"/>
-            <w:tcMar>
-              <w:top w:type="dxa" w:w="80"/>
-              <w:left w:type="dxa" w:w="110"/>
-              <w:bottom w:type="dxa" w:w="80"/>
-              <w:right w:type="dxa" w:w="110"/>
-            </w:tcMar>
-          </w:tcPr>
-          <w:p>
-            <w:pPr>
-              <w:spacing w:after="0"/>
-            </w:pPr>
-            <w:r>
-              <w:rPr>
-                <w:b w:val="false"/>
-                <w:bCs w:val="false"/>
-                <w:sz w:val="19"/>
-                <w:szCs w:val="19"/>
-              </w:rPr>
-              <w:t xml:space="preserve">総務ロール保持者</w:t>
-            </w:r>
-          </w:p>
-        </w:tc>
-        <w:tc>
-          <w:tcPr>
-            <w:tcW w:type="dxa" w:w="6400"/>
+            <w:tcW w:type="dxa" w:w="3400"/>
+            <w:tcMar>
+              <w:top w:type="dxa" w:w="80"/>
+              <w:left w:type="dxa" w:w="110"/>
+              <w:bottom w:type="dxa" w:w="80"/>
+              <w:right w:type="dxa" w:w="110"/>
+            </w:tcMar>
+          </w:tcPr>
+          <w:p>
+            <w:pPr>
+              <w:spacing w:after="0"/>
+            </w:pPr>
+            <w:r>
+              <w:rPr>
+                <w:b w:val="false"/>
+                <w:bCs w:val="false"/>
+                <w:sz w:val="19"/>
+                <w:szCs w:val="19"/>
+              </w:rPr>
+              <w:t xml:space="preserve">メール通知にチェック</w:t>
+            </w:r>
+          </w:p>
+        </w:tc>
+        <w:tc>
+          <w:tcPr>
+            <w:tcW w:type="dxa" w:w="5600"/>
             <w:tcMar>
               <w:top w:type="dxa" w:w="80"/>
               <w:left w:type="dxa" w:w="110"/>
@@ -16600,58 +17879,235 @@
       <w:tr>
         <w:tc>
           <w:tcPr>
-            <w:tcW w:type="dxa" w:w="2600"/>
-            <w:shd w:fill="F5F7FA" w:val="clear"/>
-            <w:tcMar>
-              <w:top w:type="dxa" w:w="80"/>
-              <w:left w:type="dxa" w:w="110"/>
-              <w:bottom w:type="dxa" w:w="80"/>
-              <w:right w:type="dxa" w:w="110"/>
-            </w:tcMar>
-          </w:tcPr>
-          <w:p>
-            <w:pPr>
-              <w:spacing w:after="0"/>
-            </w:pPr>
-            <w:r>
-              <w:rPr>
-                <w:b w:val="false"/>
-                <w:bCs w:val="false"/>
-                <w:sz w:val="19"/>
-                <w:szCs w:val="19"/>
-              </w:rPr>
-              <w:t xml:space="preserve">総務ロール以外</w:t>
-            </w:r>
-          </w:p>
-        </w:tc>
-        <w:tc>
-          <w:tcPr>
-            <w:tcW w:type="dxa" w:w="6400"/>
-            <w:shd w:fill="F5F7FA" w:val="clear"/>
-            <w:tcMar>
-              <w:top w:type="dxa" w:w="80"/>
-              <w:left w:type="dxa" w:w="110"/>
-              <w:bottom w:type="dxa" w:w="80"/>
-              <w:right w:type="dxa" w:w="110"/>
-            </w:tcMar>
-          </w:tcPr>
-          <w:p>
-            <w:pPr>
-              <w:spacing w:after="0"/>
-            </w:pPr>
-            <w:r>
-              <w:rPr>
-                <w:b w:val="false"/>
-                <w:bCs w:val="false"/>
-                <w:sz w:val="19"/>
-                <w:szCs w:val="19"/>
-              </w:rPr>
-              <w:t xml:space="preserve">Chatwork（社員DBのRoom ID宛。プレーンテキスト）</w:t>
+            <w:tcW w:type="dxa" w:w="3400"/>
+            <w:shd w:fill="F5F7FA" w:val="clear"/>
+            <w:tcMar>
+              <w:top w:type="dxa" w:w="80"/>
+              <w:left w:type="dxa" w:w="110"/>
+              <w:bottom w:type="dxa" w:w="80"/>
+              <w:right w:type="dxa" w:w="110"/>
+            </w:tcMar>
+          </w:tcPr>
+          <w:p>
+            <w:pPr>
+              <w:spacing w:after="0"/>
+            </w:pPr>
+            <w:r>
+              <w:rPr>
+                <w:b w:val="false"/>
+                <w:bCs w:val="false"/>
+                <w:sz w:val="19"/>
+                <w:szCs w:val="19"/>
+              </w:rPr>
+              <w:t xml:space="preserve">Chat通知にチェック</w:t>
+            </w:r>
+          </w:p>
+        </w:tc>
+        <w:tc>
+          <w:tcPr>
+            <w:tcW w:type="dxa" w:w="5600"/>
+            <w:shd w:fill="F5F7FA" w:val="clear"/>
+            <w:tcMar>
+              <w:top w:type="dxa" w:w="80"/>
+              <w:left w:type="dxa" w:w="110"/>
+              <w:bottom w:type="dxa" w:w="80"/>
+              <w:right w:type="dxa" w:w="110"/>
+            </w:tcMar>
+          </w:tcPr>
+          <w:p>
+            <w:pPr>
+              <w:spacing w:after="0"/>
+            </w:pPr>
+            <w:r>
+              <w:rPr>
+                <w:b w:val="false"/>
+                <w:bCs w:val="false"/>
+                <w:sz w:val="19"/>
+                <w:szCs w:val="19"/>
+              </w:rPr>
+              <w:t xml:space="preserve">Chatwork（D列のRoom ID宛。プレーンテキスト）</w:t>
+            </w:r>
+          </w:p>
+        </w:tc>
+      </w:tr>
+      <w:tr>
+        <w:tc>
+          <w:tcPr>
+            <w:tcW w:type="dxa" w:w="3400"/>
+            <w:tcMar>
+              <w:top w:type="dxa" w:w="80"/>
+              <w:left w:type="dxa" w:w="110"/>
+              <w:bottom w:type="dxa" w:w="80"/>
+              <w:right w:type="dxa" w:w="110"/>
+            </w:tcMar>
+          </w:tcPr>
+          <w:p>
+            <w:pPr>
+              <w:spacing w:after="0"/>
+            </w:pPr>
+            <w:r>
+              <w:rPr>
+                <w:b w:val="false"/>
+                <w:bCs w:val="false"/>
+                <w:sz w:val="19"/>
+                <w:szCs w:val="19"/>
+              </w:rPr>
+              <w:t xml:space="preserve">両方にチェック</w:t>
+            </w:r>
+          </w:p>
+        </w:tc>
+        <w:tc>
+          <w:tcPr>
+            <w:tcW w:type="dxa" w:w="5600"/>
+            <w:tcMar>
+              <w:top w:type="dxa" w:w="80"/>
+              <w:left w:type="dxa" w:w="110"/>
+              <w:bottom w:type="dxa" w:w="80"/>
+              <w:right w:type="dxa" w:w="110"/>
+            </w:tcMar>
+          </w:tcPr>
+          <w:p>
+            <w:pPr>
+              <w:spacing w:after="0"/>
+            </w:pPr>
+            <w:r>
+              <w:rPr>
+                <w:b w:val="false"/>
+                <w:bCs w:val="false"/>
+                <w:sz w:val="19"/>
+                <w:szCs w:val="19"/>
+              </w:rPr>
+              <w:t xml:space="preserve">メールとChatworkの両方</w:t>
+            </w:r>
+          </w:p>
+        </w:tc>
+      </w:tr>
+      <w:tr>
+        <w:tc>
+          <w:tcPr>
+            <w:tcW w:type="dxa" w:w="3400"/>
+            <w:shd w:fill="F5F7FA" w:val="clear"/>
+            <w:tcMar>
+              <w:top w:type="dxa" w:w="80"/>
+              <w:left w:type="dxa" w:w="110"/>
+              <w:bottom w:type="dxa" w:w="80"/>
+              <w:right w:type="dxa" w:w="110"/>
+            </w:tcMar>
+          </w:tcPr>
+          <w:p>
+            <w:pPr>
+              <w:spacing w:after="0"/>
+            </w:pPr>
+            <w:r>
+              <w:rPr>
+                <w:b w:val="false"/>
+                <w:bCs w:val="false"/>
+                <w:sz w:val="19"/>
+                <w:szCs w:val="19"/>
+              </w:rPr>
+              <w:t xml:space="preserve">両方ともチェックなし</w:t>
+            </w:r>
+          </w:p>
+        </w:tc>
+        <w:tc>
+          <w:tcPr>
+            <w:tcW w:type="dxa" w:w="5600"/>
+            <w:shd w:fill="F5F7FA" w:val="clear"/>
+            <w:tcMar>
+              <w:top w:type="dxa" w:w="80"/>
+              <w:left w:type="dxa" w:w="110"/>
+              <w:bottom w:type="dxa" w:w="80"/>
+              <w:right w:type="dxa" w:w="110"/>
+            </w:tcMar>
+          </w:tcPr>
+          <w:p>
+            <w:pPr>
+              <w:spacing w:after="0"/>
+            </w:pPr>
+            <w:r>
+              <w:rPr>
+                <w:b w:val="false"/>
+                <w:bCs w:val="false"/>
+                <w:sz w:val="19"/>
+                <w:szCs w:val="19"/>
+              </w:rPr>
+              <w:t xml:space="preserve">通知しない</w:t>
+            </w:r>
+          </w:p>
+        </w:tc>
+      </w:tr>
+      <w:tr>
+        <w:tc>
+          <w:tcPr>
+            <w:tcW w:type="dxa" w:w="3400"/>
+            <w:tcMar>
+              <w:top w:type="dxa" w:w="80"/>
+              <w:left w:type="dxa" w:w="110"/>
+              <w:bottom w:type="dxa" w:w="80"/>
+              <w:right w:type="dxa" w:w="110"/>
+            </w:tcMar>
+          </w:tcPr>
+          <w:p>
+            <w:pPr>
+              <w:spacing w:after="0"/>
+            </w:pPr>
+            <w:r>
+              <w:rPr>
+                <w:b w:val="false"/>
+                <w:bCs w:val="false"/>
+                <w:sz w:val="19"/>
+                <w:szCs w:val="19"/>
+              </w:rPr>
+              <w:t xml:space="preserve">L・M列がチェックボックスになっていない（未設定）</w:t>
+            </w:r>
+          </w:p>
+        </w:tc>
+        <w:tc>
+          <w:tcPr>
+            <w:tcW w:type="dxa" w:w="5600"/>
+            <w:tcMar>
+              <w:top w:type="dxa" w:w="80"/>
+              <w:left w:type="dxa" w:w="110"/>
+              <w:bottom w:type="dxa" w:w="80"/>
+              <w:right w:type="dxa" w:w="110"/>
+            </w:tcMar>
+          </w:tcPr>
+          <w:p>
+            <w:pPr>
+              <w:spacing w:after="0"/>
+            </w:pPr>
+            <w:r>
+              <w:rPr>
+                <w:b w:val="false"/>
+                <w:bCs w:val="false"/>
+                <w:sz w:val="19"/>
+                <w:szCs w:val="19"/>
+              </w:rPr>
+              <w:t xml:space="preserve">従来のルール：総務ロール保持者はメール、それ以外はChatwork</w:t>
             </w:r>
           </w:p>
         </w:tc>
       </w:tr>
     </w:tbl>
+    <w:p>
+      <w:pPr>
+        <w:spacing w:after="160"/>
+      </w:pPr>
+    </w:p>
+    <w:p>
+      <w:pPr>
+        <w:spacing w:after="120"/>
+      </w:pPr>
+      <w:r>
+        <w:rPr>
+          <w:b w:val="false"/>
+          <w:bCs w:val="false"/>
+          <w:i w:val="false"/>
+          <w:iCs w:val="false"/>
+        </w:rPr>
+        <w:t xml:space="preserve">チェックボックスを外した状態（FALSE）は「通知しない」の意味になる。従来のルールで送りたい社員は、セルをチェックボックスにしないでおく。</w:t>
+      </w:r>
+    </w:p>
     <w:p>
       <w:pPr>
         <w:pStyle w:val="Heading2"/>
@@ -16939,6 +18395,84 @@
                 <w:sz w:val="19"/>
                 <w:szCs w:val="19"/>
               </w:rPr>
+              <w:t xml:space="preserve">差し戻し</w:t>
+            </w:r>
+          </w:p>
+        </w:tc>
+        <w:tc>
+          <w:tcPr>
+            <w:tcW w:type="dxa" w:w="3400"/>
+            <w:tcMar>
+              <w:top w:type="dxa" w:w="80"/>
+              <w:left w:type="dxa" w:w="110"/>
+              <w:bottom w:type="dxa" w:w="80"/>
+              <w:right w:type="dxa" w:w="110"/>
+            </w:tcMar>
+          </w:tcPr>
+          <w:p>
+            <w:pPr>
+              <w:spacing w:after="0"/>
+            </w:pPr>
+            <w:r>
+              <w:rPr>
+                <w:b w:val="false"/>
+                <w:bCs w:val="false"/>
+                <w:sz w:val="19"/>
+                <w:szCs w:val="19"/>
+              </w:rPr>
+              <w:t xml:space="preserve">見積書・請求書の差し戻し時</w:t>
+            </w:r>
+          </w:p>
+        </w:tc>
+        <w:tc>
+          <w:tcPr>
+            <w:tcW w:type="dxa" w:w="3400"/>
+            <w:tcMar>
+              <w:top w:type="dxa" w:w="80"/>
+              <w:left w:type="dxa" w:w="110"/>
+              <w:bottom w:type="dxa" w:w="80"/>
+              <w:right w:type="dxa" w:w="110"/>
+            </w:tcMar>
+          </w:tcPr>
+          <w:p>
+            <w:pPr>
+              <w:spacing w:after="0"/>
+            </w:pPr>
+            <w:r>
+              <w:rPr>
+                <w:b w:val="false"/>
+                <w:bCs w:val="false"/>
+                <w:sz w:val="19"/>
+                <w:szCs w:val="19"/>
+              </w:rPr>
+              <w:t xml:space="preserve">当該書類の作成者</w:t>
+            </w:r>
+          </w:p>
+        </w:tc>
+      </w:tr>
+      <w:tr>
+        <w:tc>
+          <w:tcPr>
+            <w:tcW w:type="dxa" w:w="2200"/>
+            <w:shd w:fill="F5F7FA" w:val="clear"/>
+            <w:tcMar>
+              <w:top w:type="dxa" w:w="80"/>
+              <w:left w:type="dxa" w:w="110"/>
+              <w:bottom w:type="dxa" w:w="80"/>
+              <w:right w:type="dxa" w:w="110"/>
+            </w:tcMar>
+          </w:tcPr>
+          <w:p>
+            <w:pPr>
+              <w:spacing w:after="0"/>
+            </w:pPr>
+            <w:r>
+              <w:rPr>
+                <w:b w:val="false"/>
+                <w:bCs w:val="false"/>
+                <w:sz w:val="19"/>
+                <w:szCs w:val="19"/>
+              </w:rPr>
               <w:t xml:space="preserve">最終承認完了</w:t>
             </w:r>
           </w:p>
@@ -16946,6 +18480,7 @@
         <w:tc>
           <w:tcPr>
             <w:tcW w:type="dxa" w:w="3400"/>
+            <w:shd w:fill="F5F7FA" w:val="clear"/>
             <w:tcMar>
               <w:top w:type="dxa" w:w="80"/>
               <w:left w:type="dxa" w:w="110"/>
@@ -16971,6 +18506,7 @@
         <w:tc>
           <w:tcPr>
             <w:tcW w:type="dxa" w:w="3400"/>
+            <w:shd w:fill="F5F7FA" w:val="clear"/>
             <w:tcMar>
               <w:top w:type="dxa" w:w="80"/>
               <w:left w:type="dxa" w:w="110"/>
@@ -16998,7 +18534,6 @@
         <w:tc>
           <w:tcPr>
             <w:tcW w:type="dxa" w:w="2200"/>
-            <w:shd w:fill="F5F7FA" w:val="clear"/>
             <w:tcMar>
               <w:top w:type="dxa" w:w="80"/>
               <w:left w:type="dxa" w:w="110"/>
@@ -17024,7 +18559,6 @@
         <w:tc>
           <w:tcPr>
             <w:tcW w:type="dxa" w:w="3400"/>
-            <w:shd w:fill="F5F7FA" w:val="clear"/>
             <w:tcMar>
               <w:top w:type="dxa" w:w="80"/>
               <w:left w:type="dxa" w:w="110"/>
@@ -17050,7 +18584,6 @@
         <w:tc>
           <w:tcPr>
             <w:tcW w:type="dxa" w:w="3400"/>
-            <w:shd w:fill="F5F7FA" w:val="clear"/>
             <w:tcMar>
               <w:top w:type="dxa" w:w="80"/>
               <w:left w:type="dxa" w:w="110"/>
@@ -17078,6 +18611,7 @@
         <w:tc>
           <w:tcPr>
             <w:tcW w:type="dxa" w:w="2200"/>
+            <w:shd w:fill="F5F7FA" w:val="clear"/>
             <w:tcMar>
               <w:top w:type="dxa" w:w="80"/>
               <w:left w:type="dxa" w:w="110"/>
@@ -17103,6 +18637,7 @@
         <w:tc>
           <w:tcPr>
             <w:tcW w:type="dxa" w:w="3400"/>
+            <w:shd w:fill="F5F7FA" w:val="clear"/>
             <w:tcMar>
               <w:top w:type="dxa" w:w="80"/>
               <w:left w:type="dxa" w:w="110"/>
@@ -17128,6 +18663,7 @@
         <w:tc>
           <w:tcPr>
             <w:tcW w:type="dxa" w:w="3400"/>
+            <w:shd w:fill="F5F7FA" w:val="clear"/>
             <w:tcMar>
               <w:top w:type="dxa" w:w="80"/>
               <w:left w:type="dxa" w:w="110"/>
@@ -17155,7 +18691,6 @@
         <w:tc>
           <w:tcPr>
             <w:tcW w:type="dxa" w:w="2200"/>
-            <w:shd w:fill="F5F7FA" w:val="clear"/>
             <w:tcMar>
               <w:top w:type="dxa" w:w="80"/>
               <w:left w:type="dxa" w:w="110"/>
@@ -17181,7 +18716,6 @@
         <w:tc>
           <w:tcPr>
             <w:tcW w:type="dxa" w:w="3400"/>
-            <w:shd w:fill="F5F7FA" w:val="clear"/>
             <w:tcMar>
               <w:top w:type="dxa" w:w="80"/>
               <w:left w:type="dxa" w:w="110"/>
@@ -17207,7 +18741,6 @@
         <w:tc>
           <w:tcPr>
             <w:tcW w:type="dxa" w:w="3400"/>
-            <w:shd w:fill="F5F7FA" w:val="clear"/>
             <w:tcMar>
               <w:top w:type="dxa" w:w="80"/>
               <w:left w:type="dxa" w:w="110"/>
@@ -17235,6 +18768,7 @@
         <w:tc>
           <w:tcPr>
             <w:tcW w:type="dxa" w:w="2200"/>
+            <w:shd w:fill="F5F7FA" w:val="clear"/>
             <w:tcMar>
               <w:top w:type="dxa" w:w="80"/>
               <w:left w:type="dxa" w:w="110"/>
@@ -17260,6 +18794,7 @@
         <w:tc>
           <w:tcPr>
             <w:tcW w:type="dxa" w:w="3400"/>
+            <w:shd w:fill="F5F7FA" w:val="clear"/>
             <w:tcMar>
               <w:top w:type="dxa" w:w="80"/>
               <w:left w:type="dxa" w:w="110"/>
@@ -17285,6 +18820,7 @@
         <w:tc>
           <w:tcPr>
             <w:tcW w:type="dxa" w:w="3400"/>
+            <w:shd w:fill="F5F7FA" w:val="clear"/>
             <w:tcMar>
               <w:top w:type="dxa" w:w="80"/>
               <w:left w:type="dxa" w:w="110"/>
@@ -17325,7 +18861,7 @@
           <w:i w:val="false"/>
           <w:iCs w:val="false"/>
         </w:rPr>
-        <w:t xml:space="preserve">承認完了の通知には承認者名を記載する。</w:t>
+        <w:t xml:space="preserve">承認完了・最終承認完了の通知には承認者名を、差し戻しの通知には差し戻した人・差し戻し理由・次の対応（「再作成」から修正して再度「完成」）を記載する。</w:t>
       </w:r>
     </w:p>
     <w:p>
@@ -20999,7 +22535,7 @@
                 <w:sz w:val="19"/>
                 <w:szCs w:val="19"/>
               </w:rPr>
-              <w:t xml:space="preserve">サイドバーの自動表示</w:t>
+              <w:t xml:space="preserve">サイドバーの自動表示（登録した本人が開いたときだけ）</w:t>
             </w:r>
           </w:p>
         </w:tc>
@@ -21389,6 +22925,93 @@
             </w:pPr>
             <w:r>
               <w:t xml:space="preserve">一方、サイドバー自動表示トリガーは利用者ごとに独立して必要なため、各自が登録してよい。</w:t>
+            </w:r>
+          </w:p>
+        </w:tc>
+      </w:tr>
+    </w:tbl>
+    <w:p>
+      <w:pPr>
+        <w:spacing w:after="160"/>
+      </w:pPr>
+    </w:p>
+    <w:tbl>
+      <w:tblPr>
+        <w:tblW w:type="dxa" w:w="9000"/>
+        <w:tblBorders>
+          <w:top w:val="single" w:color="auto" w:sz="4"/>
+          <w:left w:val="single" w:color="auto" w:sz="4"/>
+          <w:bottom w:val="single" w:color="auto" w:sz="4"/>
+          <w:right w:val="single" w:color="auto" w:sz="4"/>
+          <w:insideH w:val="single" w:color="auto" w:sz="4"/>
+          <w:insideV w:val="single" w:color="auto" w:sz="4"/>
+        </w:tblBorders>
+      </w:tblPr>
+      <w:tblGrid>
+        <w:gridCol w:w="9000"/>
+      </w:tblGrid>
+      <w:tr>
+        <w:tc>
+          <w:tcPr>
+            <w:tcW w:type="dxa" w:w="9000"/>
+            <w:shd w:fill="FFF4E5" w:val="clear"/>
+            <w:tcMar>
+              <w:top w:type="dxa" w:w="120"/>
+              <w:left w:type="dxa" w:w="160"/>
+              <w:bottom w:type="dxa" w:w="120"/>
+              <w:right w:type="dxa" w:w="160"/>
+            </w:tcMar>
+          </w:tcPr>
+          <w:p>
+            <w:pPr>
+              <w:spacing w:after="60"/>
+            </w:pPr>
+            <w:r>
+              <w:rPr>
+                <w:b/>
+                <w:bCs/>
+              </w:rPr>
+              <w:t xml:space="preserve">サイドバー自動表示は、登録した本人が開いたときだけ動く</w:t>
+            </w:r>
+          </w:p>
+          <w:p>
+            <w:pPr>
+              <w:spacing w:after="40"/>
+            </w:pPr>
+            <w:r>
+              <w:t xml:space="preserve">インストール型トリガーは、誰がスプレッドシートを開いても「登録した人」の権限で動く。</w:t>
+            </w:r>
+          </w:p>
+          <w:p>
+            <w:pPr>
+              <w:spacing w:after="40"/>
+            </w:pPr>
+            <w:r>
+              <w:t xml:space="preserve">他人のトリガーで開いたサイドバーから操作すると、処理がトリガーを登録した人として実行され、</w:t>
+            </w:r>
+          </w:p>
+          <w:p>
+            <w:pPr>
+              <w:spacing w:after="40"/>
+            </w:pPr>
+            <w:r>
+              <w:t xml:space="preserve">操作ログの実行者もその人になってしまう。そのため onOpenInstallable は、</w:t>
+            </w:r>
+          </w:p>
+          <w:p>
+            <w:pPr>
+              <w:spacing w:after="40"/>
+            </w:pPr>
+            <w:r>
+              <w:t xml:space="preserve">開いた人とトリガーを登録した人が一致するときだけサイドバーを表示する。</w:t>
+            </w:r>
+          </w:p>
+          <w:p>
+            <w:pPr>
+              <w:spacing w:after="40"/>
+            </w:pPr>
+            <w:r>
+              <w:t xml:space="preserve">自動表示を有効にしていない利用者は、メニュー「サイドバーを開く」から開く。</w:t>
             </w:r>
           </w:p>
         </w:tc>
@@ -23090,7 +24713,7 @@
                 <w:sz w:val="19"/>
                 <w:szCs w:val="19"/>
               </w:rPr>
-              <w:t xml:space="preserve">アクション名から実処理へ振り分ける</w:t>
+              <w:t xml:space="preserve">呼び出し元のトークンで本人を確かめ、アクション名から実処理へ振り分ける</w:t>
             </w:r>
           </w:p>
         </w:tc>
@@ -23598,7 +25221,7 @@
                 <w:sz w:val="19"/>
                 <w:szCs w:val="19"/>
               </w:rPr>
-              <w:t xml:space="preserve">呼び出し元のメールアドレスをリクエストに含めて転送する</w:t>
+              <w:t xml:space="preserve">呼び出し元のアクセストークンを転送し、Googleに照会して本人のメールアドレスを確かめる（自己申告のアドレスは使わない）</w:t>
             </w:r>
           </w:p>
         </w:tc>
@@ -26691,6 +28314,324 @@
                 <w:szCs w:val="19"/>
               </w:rPr>
               <w:t xml:space="preserve">見積書のJ49セルに、取引先DBの「留意点」を転記するようにした</w:t>
+            </w:r>
+          </w:p>
+        </w:tc>
+      </w:tr>
+      <w:tr>
+        <w:tc>
+          <w:tcPr>
+            <w:tcW w:type="dxa" w:w="600"/>
+            <w:tcMar>
+              <w:top w:type="dxa" w:w="80"/>
+              <w:left w:type="dxa" w:w="110"/>
+              <w:bottom w:type="dxa" w:w="80"/>
+              <w:right w:type="dxa" w:w="110"/>
+            </w:tcMar>
+          </w:tcPr>
+          <w:p>
+            <w:pPr>
+              <w:spacing w:after="0"/>
+            </w:pPr>
+            <w:r>
+              <w:rPr>
+                <w:b w:val="false"/>
+                <w:bCs w:val="false"/>
+                <w:sz w:val="19"/>
+                <w:szCs w:val="19"/>
+              </w:rPr>
+              <w:t xml:space="preserve">49</w:t>
+            </w:r>
+          </w:p>
+        </w:tc>
+        <w:tc>
+          <w:tcPr>
+            <w:tcW w:type="dxa" w:w="8400"/>
+            <w:tcMar>
+              <w:top w:type="dxa" w:w="80"/>
+              <w:left w:type="dxa" w:w="110"/>
+              <w:bottom w:type="dxa" w:w="80"/>
+              <w:right w:type="dxa" w:w="110"/>
+            </w:tcMar>
+          </w:tcPr>
+          <w:p>
+            <w:pPr>
+              <w:spacing w:after="0"/>
+            </w:pPr>
+            <w:r>
+              <w:rPr>
+                <w:b w:val="false"/>
+                <w:bCs w:val="false"/>
+                <w:sz w:val="19"/>
+                <w:szCs w:val="19"/>
+              </w:rPr>
+              <w:t xml:space="preserve">Webアプリ経由の操作で、実行者をメールアドレスの申告ではなくアクセストークンの照会で確かめるようにした（なりすまし防止）</w:t>
+            </w:r>
+          </w:p>
+        </w:tc>
+      </w:tr>
+      <w:tr>
+        <w:tc>
+          <w:tcPr>
+            <w:tcW w:type="dxa" w:w="600"/>
+            <w:shd w:fill="F5F7FA" w:val="clear"/>
+            <w:tcMar>
+              <w:top w:type="dxa" w:w="80"/>
+              <w:left w:type="dxa" w:w="110"/>
+              <w:bottom w:type="dxa" w:w="80"/>
+              <w:right w:type="dxa" w:w="110"/>
+            </w:tcMar>
+          </w:tcPr>
+          <w:p>
+            <w:pPr>
+              <w:spacing w:after="0"/>
+            </w:pPr>
+            <w:r>
+              <w:rPr>
+                <w:b w:val="false"/>
+                <w:bCs w:val="false"/>
+                <w:sz w:val="19"/>
+                <w:szCs w:val="19"/>
+              </w:rPr>
+              <w:t xml:space="preserve">50</w:t>
+            </w:r>
+          </w:p>
+        </w:tc>
+        <w:tc>
+          <w:tcPr>
+            <w:tcW w:type="dxa" w:w="8400"/>
+            <w:shd w:fill="F5F7FA" w:val="clear"/>
+            <w:tcMar>
+              <w:top w:type="dxa" w:w="80"/>
+              <w:left w:type="dxa" w:w="110"/>
+              <w:bottom w:type="dxa" w:w="80"/>
+              <w:right w:type="dxa" w:w="110"/>
+            </w:tcMar>
+          </w:tcPr>
+          <w:p>
+            <w:pPr>
+              <w:spacing w:after="0"/>
+            </w:pPr>
+            <w:r>
+              <w:rPr>
+                <w:b w:val="false"/>
+                <w:bCs w:val="false"/>
+                <w:sz w:val="19"/>
+                <w:szCs w:val="19"/>
+              </w:rPr>
+              <w:t xml:space="preserve">通知手段を社員DBの「メール通知」「Chat通知」チェックボックスで社員ごとに選べるようにした（L・M列を追加）</w:t>
+            </w:r>
+          </w:p>
+        </w:tc>
+      </w:tr>
+      <w:tr>
+        <w:tc>
+          <w:tcPr>
+            <w:tcW w:type="dxa" w:w="600"/>
+            <w:tcMar>
+              <w:top w:type="dxa" w:w="80"/>
+              <w:left w:type="dxa" w:w="110"/>
+              <w:bottom w:type="dxa" w:w="80"/>
+              <w:right w:type="dxa" w:w="110"/>
+            </w:tcMar>
+          </w:tcPr>
+          <w:p>
+            <w:pPr>
+              <w:spacing w:after="0"/>
+            </w:pPr>
+            <w:r>
+              <w:rPr>
+                <w:b w:val="false"/>
+                <w:bCs w:val="false"/>
+                <w:sz w:val="19"/>
+                <w:szCs w:val="19"/>
+              </w:rPr>
+              <w:t xml:space="preserve">51</w:t>
+            </w:r>
+          </w:p>
+        </w:tc>
+        <w:tc>
+          <w:tcPr>
+            <w:tcW w:type="dxa" w:w="8400"/>
+            <w:tcMar>
+              <w:top w:type="dxa" w:w="80"/>
+              <w:left w:type="dxa" w:w="110"/>
+              <w:bottom w:type="dxa" w:w="80"/>
+              <w:right w:type="dxa" w:w="110"/>
+            </w:tcMar>
+          </w:tcPr>
+          <w:p>
+            <w:pPr>
+              <w:spacing w:after="0"/>
+            </w:pPr>
+            <w:r>
+              <w:rPr>
+                <w:b w:val="false"/>
+                <w:bCs w:val="false"/>
+                <w:sz w:val="19"/>
+                <w:szCs w:val="19"/>
+              </w:rPr>
+              <w:t xml:space="preserve">差し戻し時に書類の作成者へ通知するようにし、通知メールのデザインを統一した</w:t>
+            </w:r>
+          </w:p>
+        </w:tc>
+      </w:tr>
+      <w:tr>
+        <w:tc>
+          <w:tcPr>
+            <w:tcW w:type="dxa" w:w="600"/>
+            <w:shd w:fill="F5F7FA" w:val="clear"/>
+            <w:tcMar>
+              <w:top w:type="dxa" w:w="80"/>
+              <w:left w:type="dxa" w:w="110"/>
+              <w:bottom w:type="dxa" w:w="80"/>
+              <w:right w:type="dxa" w:w="110"/>
+            </w:tcMar>
+          </w:tcPr>
+          <w:p>
+            <w:pPr>
+              <w:spacing w:after="0"/>
+            </w:pPr>
+            <w:r>
+              <w:rPr>
+                <w:b w:val="false"/>
+                <w:bCs w:val="false"/>
+                <w:sz w:val="19"/>
+                <w:szCs w:val="19"/>
+              </w:rPr>
+              <w:t xml:space="preserve">52</w:t>
+            </w:r>
+          </w:p>
+        </w:tc>
+        <w:tc>
+          <w:tcPr>
+            <w:tcW w:type="dxa" w:w="8400"/>
+            <w:shd w:fill="F5F7FA" w:val="clear"/>
+            <w:tcMar>
+              <w:top w:type="dxa" w:w="80"/>
+              <w:left w:type="dxa" w:w="110"/>
+              <w:bottom w:type="dxa" w:w="80"/>
+              <w:right w:type="dxa" w:w="110"/>
+            </w:tcMar>
+          </w:tcPr>
+          <w:p>
+            <w:pPr>
+              <w:spacing w:after="0"/>
+            </w:pPr>
+            <w:r>
+              <w:rPr>
+                <w:b w:val="false"/>
+                <w:bCs w:val="false"/>
+                <w:sz w:val="19"/>
+                <w:szCs w:val="19"/>
+              </w:rPr>
+              <w:t xml:space="preserve">旧「案件番号一覧」から当期の案件を、案件番号を引き継いで取り込む移行機能を追加した</w:t>
+            </w:r>
+          </w:p>
+        </w:tc>
+      </w:tr>
+      <w:tr>
+        <w:tc>
+          <w:tcPr>
+            <w:tcW w:type="dxa" w:w="600"/>
+            <w:tcMar>
+              <w:top w:type="dxa" w:w="80"/>
+              <w:left w:type="dxa" w:w="110"/>
+              <w:bottom w:type="dxa" w:w="80"/>
+              <w:right w:type="dxa" w:w="110"/>
+            </w:tcMar>
+          </w:tcPr>
+          <w:p>
+            <w:pPr>
+              <w:spacing w:after="0"/>
+            </w:pPr>
+            <w:r>
+              <w:rPr>
+                <w:b w:val="false"/>
+                <w:bCs w:val="false"/>
+                <w:sz w:val="19"/>
+                <w:szCs w:val="19"/>
+              </w:rPr>
+              <w:t xml:space="preserve">53</w:t>
+            </w:r>
+          </w:p>
+        </w:tc>
+        <w:tc>
+          <w:tcPr>
+            <w:tcW w:type="dxa" w:w="8400"/>
+            <w:tcMar>
+              <w:top w:type="dxa" w:w="80"/>
+              <w:left w:type="dxa" w:w="110"/>
+              <w:bottom w:type="dxa" w:w="80"/>
+              <w:right w:type="dxa" w:w="110"/>
+            </w:tcMar>
+          </w:tcPr>
+          <w:p>
+            <w:pPr>
+              <w:spacing w:after="0"/>
+            </w:pPr>
+            <w:r>
+              <w:rPr>
+                <w:b w:val="false"/>
+                <w:bCs w:val="false"/>
+                <w:sz w:val="19"/>
+                <w:szCs w:val="19"/>
+              </w:rPr>
+              <w:t xml:space="preserve">サイドバー自動表示を、トリガーを登録した本人が開いたときだけ動くようにした</w:t>
+            </w:r>
+          </w:p>
+        </w:tc>
+      </w:tr>
+      <w:tr>
+        <w:tc>
+          <w:tcPr>
+            <w:tcW w:type="dxa" w:w="600"/>
+            <w:shd w:fill="F5F7FA" w:val="clear"/>
+            <w:tcMar>
+              <w:top w:type="dxa" w:w="80"/>
+              <w:left w:type="dxa" w:w="110"/>
+              <w:bottom w:type="dxa" w:w="80"/>
+              <w:right w:type="dxa" w:w="110"/>
+            </w:tcMar>
+          </w:tcPr>
+          <w:p>
+            <w:pPr>
+              <w:spacing w:after="0"/>
+            </w:pPr>
+            <w:r>
+              <w:rPr>
+                <w:b w:val="false"/>
+                <w:bCs w:val="false"/>
+                <w:sz w:val="19"/>
+                <w:szCs w:val="19"/>
+              </w:rPr>
+              <w:t xml:space="preserve">54</w:t>
+            </w:r>
+          </w:p>
+        </w:tc>
+        <w:tc>
+          <w:tcPr>
+            <w:tcW w:type="dxa" w:w="8400"/>
+            <w:shd w:fill="F5F7FA" w:val="clear"/>
+            <w:tcMar>
+              <w:top w:type="dxa" w:w="80"/>
+              <w:left w:type="dxa" w:w="110"/>
+              <w:bottom w:type="dxa" w:w="80"/>
+              <w:right w:type="dxa" w:w="110"/>
+            </w:tcMar>
+          </w:tcPr>
+          <w:p>
+            <w:pPr>
+              <w:spacing w:after="0"/>
+            </w:pPr>
+            <w:r>
+              <w:rPr>
+                <w:b w:val="false"/>
+                <w:bCs w:val="false"/>
+                <w:sz w:val="19"/>
+                <w:szCs w:val="19"/>
+              </w:rPr>
+              <w:t xml:space="preserve">書類の作成・PDF出力時、クリックした時点でタブを開いておき、完了後に書類を表示するようにした</w:t>
             </w:r>
           </w:p>
         </w:tc>
